--- a/downloads/documents/05 Materials/Unit 03/Slides/Slides 03.09 - Digital Footprint and Online Relationships and Stress Plan.docx
+++ b/downloads/documents/05 Materials/Unit 03/Slides/Slides 03.09 - Digital Footprint and Online Relationships and Stress Plan.docx
@@ -343,7 +343,7 @@
         <w:pStyle w:val="Compact"/>
       </w:pPr>
       <w:r>
-        <w:t xml:space="preserve">Was it fair? Did fair matter to the coordinator?</w:t>
+        <w:t xml:space="preserve">Was it fair? Did being fair matter to the coordinator?</w:t>
       </w:r>
       <w:r>
         <w:t xml:space="preserve"> </w:t>
@@ -477,7 +477,7 @@
         <w:pStyle w:val="Compact"/>
       </w:pPr>
       <w:r>
-        <w:t xml:space="preserve">They move fast. Jokes land wrong without a face. A pile-on can start in thirty seconds</w:t>
+        <w:t xml:space="preserve">They move fast. Jokes land wrong without a face. A pile-on (everyone attacking one person) can start in 30 seconds</w:t>
       </w:r>
     </w:p>
     <w:p>
@@ -873,7 +873,7 @@
         <w:pStyle w:val="Compact"/>
       </w:pPr>
       <w:r>
-        <w:t xml:space="preserve">On the back of page 1, turned in with the plan: "The one thing from this topic I will actually use is ___"</w:t>
+        <w:t xml:space="preserve">At the bottom of page 1, turned in with the plan: "The one thing from this topic I will actually use is ___"</w:t>
       </w:r>
     </w:p>
     <w:p>
